--- a/documents/case-flow/intake/RS_03_LSH_CMS_Intake_Record.docx
+++ b/documents/case-flow/intake/RS_03_LSH_CMS_Intake_Record.docx
@@ -470,7 +470,7 @@
             </w:pPr>
             <w:r>
               <w:rPr/>
-              <w:t>Atty. Elijah Thone</w:t>
+              <w:t>Atty. Elijah Thorne</w:t>
             </w:r>
           </w:p>
         </w:tc>
@@ -2889,7 +2889,7 @@
             </w:pPr>
             <w:r>
               <w:rPr/>
-              <w:t>Atty. Elijah Thone, LSH Law Group</w:t>
+              <w:t>Atty. Elijah Thorne, LSH Law Group</w:t>
             </w:r>
           </w:p>
         </w:tc>

--- a/documents/case-flow/intake/RS_03_LSH_CMS_Intake_Record.docx
+++ b/documents/case-flow/intake/RS_03_LSH_CMS_Intake_Record.docx
@@ -2395,7 +2395,7 @@
             </w:pPr>
             <w:r>
               <w:rPr/>
-              <w:t>Client was the front-seat passenger in a 2020 Ford Escape driven by coworker Kevin Alvarez (carpool). The Escape stopped eastbound on Maple Hollow Rd and proceeded. Defendant Robert Smith, northbound on Birch Ave in a 2017 Chevrolet Silverado, failed to stop and struck the Escape's front passenger door, pushing it into client's parked 2019 Honda Civic. Neighbor witness. Doorbell camera at 2214 Maple Hollow Rd faces the intersection.</w:t>
+              <w:t>Client was the front-seat passenger in a 2020 Ford Escape driven by coworker Kevin Alvarez (carpool). The Escape stopped eastbound on Maple Hollow Rd and proceeded. Defendant Robert Smith, northbound on Birch Ave in a 2017 Chevrolet Silverado, failed to stop and struck the Escape's front passenger door, pushing it into the parked 2019 Honda Civic owned by client's mother, Margaret Doe. Neighbor witness. Doorbell camera at 2214 Maple Hollow Rd faces the intersection.</w:t>
             </w:r>
           </w:p>
         </w:tc>
@@ -3104,7 +3104,7 @@
             </w:pPr>
             <w:r>
               <w:rPr/>
-              <w:t>Vehicle 3 — client's own (parked)</w:t>
+              <w:t>Vehicle 3 — parked, unoccupied</w:t>
             </w:r>
           </w:p>
         </w:tc>
@@ -3128,7 +3128,7 @@
             </w:pPr>
             <w:r>
               <w:rPr/>
-              <w:t>2019 Honda Civic LX · owner John Doe · Bluewater Auto Insurance · towed from scene</w:t>
+              <w:t>2019 Honda Civic LX · owner Margaret Doe (client's mother) · Bluewater Auto Insurance · towed from scene</w:t>
             </w:r>
           </w:p>
         </w:tc>
@@ -3292,7 +3292,7 @@
             </w:pPr>
             <w:r>
               <w:rPr/>
-              <w:t>Property damage — client's Civic</w:t>
+              <w:t>Property damage — Margaret Doe's Civic (not the client's claim)</w:t>
             </w:r>
           </w:p>
         </w:tc>
@@ -3316,7 +3316,7 @@
             </w:pPr>
             <w:r>
               <w:rPr/>
-              <w:t>Keystone Mutual Insurance · claim KM-26-440871-PD · adjuster Leah Moran</w:t>
+              <w:t>Keystone Mutual Insurance · claim KM-26-440871-PD · adjuster Leah Moran · claimant Margaret Doe</w:t>
             </w:r>
           </w:p>
         </w:tc>
@@ -3445,7 +3445,7 @@
             </w:pPr>
             <w:r>
               <w:rPr/>
-              <w:t>Client's own policy</w:t>
+              <w:t>Margaret's policy on the Civic</w:t>
             </w:r>
           </w:p>
         </w:tc>
@@ -3469,7 +3469,7 @@
             </w:pPr>
             <w:r>
               <w:rPr/>
-              <w:t>Bluewater Auto Insurance · policy BWA-209-66184 · UM/UIM status unknown (client unsure)</w:t>
+              <w:t>Bluewater Auto Insurance · policy BWA-209-66184 · UM/UIM status unknown (Margaret unsure) · the client owns no vehicle and has no auto policy</w:t>
             </w:r>
           </w:p>
         </w:tc>
@@ -4151,7 +4151,7 @@
             </w:pPr>
             <w:r>
               <w:rPr/>
-              <w:t>Client has no vehicle; no rental</w:t>
+              <w:t>Client owns no vehicle; rides with Kevin (carpool) or Margaret</w:t>
             </w:r>
           </w:p>
         </w:tc>

--- a/documents/case-flow/intake/RS_03_LSH_CMS_Intake_Record.docx
+++ b/documents/case-flow/intake/RS_03_LSH_CMS_Intake_Record.docx
@@ -3343,7 +3343,7 @@
             </w:pPr>
             <w:r>
               <w:rPr/>
-              <w:t>Host vehicle UM / MedPay — Kevin Alvarez</w:t>
+              <w:t>Host vehicle UM / PIP — Kevin Alvarez</w:t>
             </w:r>
           </w:p>
         </w:tc>

--- a/documents/case-flow/intake/RS_03_LSH_CMS_Intake_Record.docx
+++ b/documents/case-flow/intake/RS_03_LSH_CMS_Intake_Record.docx
@@ -3160,14 +3160,14 @@
         </w:tblCellMar>
       </w:tblPr>
       <w:tblGrid>
-        <w:gridCol w:w="3855"/>
-        <w:gridCol w:w="7483"/>
+        <w:gridCol w:w="3854"/>
+        <w:gridCol w:w="7484"/>
       </w:tblGrid>
       <w:tr>
         <w:trPr/>
         <w:tc>
           <w:tcPr>
-            <w:tcW w:w="3855" w:type="dxa"/>
+            <w:tcW w:w="3854" w:type="dxa"/>
             <w:tcBorders>
               <w:top w:val="single" w:sz="6" w:space="0" w:color="808080"/>
               <w:left w:val="single" w:sz="6" w:space="0" w:color="808080"/>
@@ -3194,7 +3194,7 @@
         </w:tc>
         <w:tc>
           <w:tcPr>
-            <w:tcW w:w="7483" w:type="dxa"/>
+            <w:tcW w:w="7484" w:type="dxa"/>
             <w:tcBorders>
               <w:top w:val="single" w:sz="6" w:space="0" w:color="808080"/>
               <w:left w:val="single" w:sz="2" w:space="0" w:color="808080"/>
@@ -3223,7 +3223,7 @@
         <w:trPr/>
         <w:tc>
           <w:tcPr>
-            <w:tcW w:w="3855" w:type="dxa"/>
+            <w:tcW w:w="3854" w:type="dxa"/>
             <w:tcBorders>
               <w:left w:val="single" w:sz="6" w:space="0" w:color="808080"/>
               <w:bottom w:val="single" w:sz="2" w:space="0" w:color="808080"/>
@@ -3247,34 +3247,34 @@
         </w:tc>
         <w:tc>
           <w:tcPr>
-            <w:tcW w:w="7483" w:type="dxa"/>
-            <w:tcBorders>
-              <w:left w:val="single" w:sz="2" w:space="0" w:color="808080"/>
-              <w:bottom w:val="single" w:sz="2" w:space="0" w:color="808080"/>
-              <w:right w:val="single" w:sz="6" w:space="0" w:color="808080"/>
-            </w:tcBorders>
-            <w:vAlign w:val="center"/>
-          </w:tcPr>
-          <w:p>
-            <w:pPr>
-              <w:pStyle w:val="TableContents"/>
-              <w:bidi w:val="0"/>
-              <w:spacing w:before="0" w:after="283"/>
-              <w:jc w:val="left"/>
-              <w:rPr/>
-            </w:pPr>
-            <w:r>
-              <w:rPr/>
-              <w:t>Keystone Mutual Insurance · policy KMI-PA-7731045 · claim KM-26-440871 · adjuster Dana Whitfield · limit not yet confirmed in writing</w:t>
-            </w:r>
-          </w:p>
-        </w:tc>
-      </w:tr>
-      <w:tr>
-        <w:trPr/>
-        <w:tc>
-          <w:tcPr>
-            <w:tcW w:w="3855" w:type="dxa"/>
+            <w:tcW w:w="7484" w:type="dxa"/>
+            <w:tcBorders>
+              <w:left w:val="single" w:sz="2" w:space="0" w:color="808080"/>
+              <w:bottom w:val="single" w:sz="2" w:space="0" w:color="808080"/>
+              <w:right w:val="single" w:sz="6" w:space="0" w:color="808080"/>
+            </w:tcBorders>
+            <w:vAlign w:val="center"/>
+          </w:tcPr>
+          <w:p>
+            <w:pPr>
+              <w:pStyle w:val="TableContents"/>
+              <w:bidi w:val="0"/>
+              <w:spacing w:before="0" w:after="283"/>
+              <w:jc w:val="left"/>
+              <w:rPr/>
+            </w:pPr>
+            <w:r>
+              <w:rPr/>
+              <w:t>Keystone Mutual Insurance · policy KMI-PA-7731045 (from the Police Report) · claim not yet opened (open at set-up) · limit not yet reported</w:t>
+            </w:r>
+          </w:p>
+        </w:tc>
+      </w:tr>
+      <w:tr>
+        <w:trPr/>
+        <w:tc>
+          <w:tcPr>
+            <w:tcW w:w="3854" w:type="dxa"/>
             <w:tcBorders>
               <w:left w:val="single" w:sz="6" w:space="0" w:color="808080"/>
               <w:bottom w:val="single" w:sz="2" w:space="0" w:color="808080"/>
@@ -3298,34 +3298,34 @@
         </w:tc>
         <w:tc>
           <w:tcPr>
-            <w:tcW w:w="7483" w:type="dxa"/>
-            <w:tcBorders>
-              <w:left w:val="single" w:sz="2" w:space="0" w:color="808080"/>
-              <w:bottom w:val="single" w:sz="2" w:space="0" w:color="808080"/>
-              <w:right w:val="single" w:sz="6" w:space="0" w:color="808080"/>
-            </w:tcBorders>
-            <w:vAlign w:val="center"/>
-          </w:tcPr>
-          <w:p>
-            <w:pPr>
-              <w:pStyle w:val="TableContents"/>
-              <w:bidi w:val="0"/>
-              <w:spacing w:before="0" w:after="283"/>
-              <w:jc w:val="left"/>
-              <w:rPr/>
-            </w:pPr>
-            <w:r>
-              <w:rPr/>
-              <w:t>Keystone Mutual Insurance · claim KM-26-440871-PD · adjuster Leah Moran · claimant Margaret Doe</w:t>
-            </w:r>
-          </w:p>
-        </w:tc>
-      </w:tr>
-      <w:tr>
-        <w:trPr/>
-        <w:tc>
-          <w:tcPr>
-            <w:tcW w:w="3855" w:type="dxa"/>
+            <w:tcW w:w="7484" w:type="dxa"/>
+            <w:tcBorders>
+              <w:left w:val="single" w:sz="2" w:space="0" w:color="808080"/>
+              <w:bottom w:val="single" w:sz="2" w:space="0" w:color="808080"/>
+              <w:right w:val="single" w:sz="6" w:space="0" w:color="808080"/>
+            </w:tcBorders>
+            <w:vAlign w:val="center"/>
+          </w:tcPr>
+          <w:p>
+            <w:pPr>
+              <w:pStyle w:val="TableContents"/>
+              <w:bidi w:val="0"/>
+              <w:spacing w:before="0" w:after="283"/>
+              <w:jc w:val="left"/>
+              <w:rPr/>
+            </w:pPr>
+            <w:r>
+              <w:rPr/>
+              <w:t>Keystone Mutual Insurance · claim not yet opened · claimant Margaret Doe</w:t>
+            </w:r>
+          </w:p>
+        </w:tc>
+      </w:tr>
+      <w:tr>
+        <w:trPr/>
+        <w:tc>
+          <w:tcPr>
+            <w:tcW w:w="3854" w:type="dxa"/>
             <w:tcBorders>
               <w:left w:val="single" w:sz="6" w:space="0" w:color="808080"/>
               <w:bottom w:val="single" w:sz="2" w:space="0" w:color="808080"/>
@@ -3349,34 +3349,34 @@
         </w:tc>
         <w:tc>
           <w:tcPr>
-            <w:tcW w:w="7483" w:type="dxa"/>
-            <w:tcBorders>
-              <w:left w:val="single" w:sz="2" w:space="0" w:color="808080"/>
-              <w:bottom w:val="single" w:sz="2" w:space="0" w:color="808080"/>
-              <w:right w:val="single" w:sz="6" w:space="0" w:color="808080"/>
-            </w:tcBorders>
-            <w:vAlign w:val="center"/>
-          </w:tcPr>
-          <w:p>
-            <w:pPr>
-              <w:pStyle w:val="TableContents"/>
-              <w:bidi w:val="0"/>
-              <w:spacing w:before="0" w:after="283"/>
-              <w:jc w:val="left"/>
-              <w:rPr/>
-            </w:pPr>
-            <w:r>
-              <w:rPr/>
-              <w:t>Harbor Point Insurance · policy HPA-4402917 · claim HP-26-7741 · adjuster Marcus Bell · limits reported, declarations page requested</w:t>
-            </w:r>
-          </w:p>
-        </w:tc>
-      </w:tr>
-      <w:tr>
-        <w:trPr/>
-        <w:tc>
-          <w:tcPr>
-            <w:tcW w:w="3855" w:type="dxa"/>
+            <w:tcW w:w="7484" w:type="dxa"/>
+            <w:tcBorders>
+              <w:left w:val="single" w:sz="2" w:space="0" w:color="808080"/>
+              <w:bottom w:val="single" w:sz="2" w:space="0" w:color="808080"/>
+              <w:right w:val="single" w:sz="6" w:space="0" w:color="808080"/>
+            </w:tcBorders>
+            <w:vAlign w:val="center"/>
+          </w:tcPr>
+          <w:p>
+            <w:pPr>
+              <w:pStyle w:val="TableContents"/>
+              <w:bidi w:val="0"/>
+              <w:spacing w:before="0" w:after="283"/>
+              <w:jc w:val="left"/>
+              <w:rPr/>
+            </w:pPr>
+            <w:r>
+              <w:rPr/>
+              <w:t>Harbor Point Insurance · policy HPA-4402917 · claim not yet opened (open at set-up) · limits not yet reported</w:t>
+            </w:r>
+          </w:p>
+        </w:tc>
+      </w:tr>
+      <w:tr>
+        <w:trPr/>
+        <w:tc>
+          <w:tcPr>
+            <w:tcW w:w="3854" w:type="dxa"/>
             <w:tcBorders>
               <w:left w:val="single" w:sz="6" w:space="0" w:color="808080"/>
               <w:bottom w:val="single" w:sz="2" w:space="0" w:color="808080"/>
@@ -3400,34 +3400,34 @@
         </w:tc>
         <w:tc>
           <w:tcPr>
-            <w:tcW w:w="7483" w:type="dxa"/>
-            <w:tcBorders>
-              <w:left w:val="single" w:sz="2" w:space="0" w:color="808080"/>
-              <w:bottom w:val="single" w:sz="2" w:space="0" w:color="808080"/>
-              <w:right w:val="single" w:sz="6" w:space="0" w:color="808080"/>
-            </w:tcBorders>
-            <w:vAlign w:val="center"/>
-          </w:tcPr>
-          <w:p>
-            <w:pPr>
-              <w:pStyle w:val="TableContents"/>
-              <w:bidi w:val="0"/>
-              <w:spacing w:before="0" w:after="283"/>
-              <w:jc w:val="left"/>
-              <w:rPr/>
-            </w:pPr>
-            <w:r>
-              <w:rPr/>
-              <w:t>Cardinal State Mutual · policy CSM-AU-5580213 · claim CS-26-20355 · adjuster not yet assigned · declarations page requested</w:t>
-            </w:r>
-          </w:p>
-        </w:tc>
-      </w:tr>
-      <w:tr>
-        <w:trPr/>
-        <w:tc>
-          <w:tcPr>
-            <w:tcW w:w="3855" w:type="dxa"/>
+            <w:tcW w:w="7484" w:type="dxa"/>
+            <w:tcBorders>
+              <w:left w:val="single" w:sz="2" w:space="0" w:color="808080"/>
+              <w:bottom w:val="single" w:sz="2" w:space="0" w:color="808080"/>
+              <w:right w:val="single" w:sz="6" w:space="0" w:color="808080"/>
+            </w:tcBorders>
+            <w:vAlign w:val="center"/>
+          </w:tcPr>
+          <w:p>
+            <w:pPr>
+              <w:pStyle w:val="TableContents"/>
+              <w:bidi w:val="0"/>
+              <w:spacing w:before="0" w:after="283"/>
+              <w:jc w:val="left"/>
+              <w:rPr/>
+            </w:pPr>
+            <w:r>
+              <w:rPr/>
+              <w:t>Cardinal State Mutual · policy CSM-AU-5580213 · claim not yet opened (open at set-up) · limits not yet reported</w:t>
+            </w:r>
+          </w:p>
+        </w:tc>
+      </w:tr>
+      <w:tr>
+        <w:trPr/>
+        <w:tc>
+          <w:tcPr>
+            <w:tcW w:w="3854" w:type="dxa"/>
             <w:tcBorders>
               <w:left w:val="single" w:sz="6" w:space="0" w:color="808080"/>
               <w:bottom w:val="single" w:sz="6" w:space="0" w:color="808080"/>
@@ -3451,7 +3451,7 @@
         </w:tc>
         <w:tc>
           <w:tcPr>
-            <w:tcW w:w="7483" w:type="dxa"/>
+            <w:tcW w:w="7484" w:type="dxa"/>
             <w:tcBorders>
               <w:left w:val="single" w:sz="2" w:space="0" w:color="808080"/>
               <w:bottom w:val="single" w:sz="6" w:space="0" w:color="808080"/>
